--- a/downloads/documents/04 Units/Unit 02 - Individual Growth and Life Readiness - Me, My Goals, My Money/Project 02 - The Gilded Age Market Investor Report and Personal Budget.docx
+++ b/downloads/documents/04 Units/Unit 02 - Individual Growth and Life Readiness - Me, My Goals, My Money/Project 02 - The Gilded Age Market Investor Report and Personal Budget.docx
@@ -41,7 +41,7 @@
         <w:t xml:space="preserve"> </w:t>
       </w:r>
       <w:r>
-        <w:t xml:space="preserve">2.4 The Gilded Age Market Investor Challenge (with the Round 2 replay continuing into Topic 2.5)</w:t>
+        <w:t xml:space="preserve">2.4 The Gilded Age Market (with the Round 2 replay continuing into Topic 2.5)</w:t>
       </w:r>
       <w:r>
         <w:t xml:space="preserve"> </w:t>
@@ -273,7 +273,7 @@
         <w:pStyle w:val="FirstParagraph"/>
       </w:pPr>
       <w:r>
-        <w:t xml:space="preserve">Every lesson in this topic refers back to this section instead of repeating it. The whole design (the companies, the rules, the price table, the eight dispatches, the company cards, the answer key and the Round 2 replay prices) is in</w:t>
+        <w:t xml:space="preserve">Every lesson in this topic refers back to this section instead of repeating it. The whole design (the companies, the rules, the price table, the dispatches for Rounds 0 to 8 and the closing bell, the company cards, the answer key and the Round 2 replay prices) is in</w:t>
       </w:r>
       <w:r>
         <w:t xml:space="preserve"> </w:t>
@@ -1073,7 +1073,7 @@
         <w:pStyle w:val="FirstParagraph"/>
       </w:pPr>
       <w:r>
-        <w:t xml:space="preserve">It is 1870. You are an investor with $1,000 you did not have yesterday. Over eight rounds, one per class, you will buy and sell the companies that built the country (railroads, oil, gas, electricity, steel, cars and radio), read the news of each year, live through two panics, a boom and the crash of 1929, and find out at the closing bell in 1936 what happened next to every company you owned. Then you write the Investor Report: what you did, why, what it cost or earned, and what it changed about your own budget.</w:t>
+        <w:t xml:space="preserve">It is 1870. You are an investor with $1,000 you did not have yesterday. Over eight rounds, one per class, you will buy and sell the companies that built the country: railroads, oil, gas, electricity, steel, cars and radio. You will read the news of each year. You will live through two panics, a boom and the crash of 1929. At the closing bell in 1936, you find out what happened next to every company you owned. Then you write the Investor Report: what you did, why, what it cost or earned, and what it changed about your own budget.</w:t>
       </w:r>
     </w:p>
     <w:p>
@@ -1081,7 +1081,7 @@
         <w:pStyle w:val="BodyText"/>
       </w:pPr>
       <w:r>
-        <w:t xml:space="preserve">The leaderboard is real and I will read the top five by investor number. The grade is not the leaderboard. The grade is whether you can explain your decisions with numbers, whether you kept your head in the crash, and whether you took what you learned back to your own money.</w:t>
+        <w:t xml:space="preserve">The leaderboard is real and I will read the top five by investor number. The grade is not the leaderboard. The grade is whether you can explain your decisions with numbers, whether you stayed calm and thought in the crash, and whether you took what you learned back to your own money.</w:t>
       </w:r>
     </w:p>
     <w:p>
@@ -1571,7 +1571,7 @@
         <w:t xml:space="preserve"> </w:t>
       </w:r>
       <w:r>
-        <w:t xml:space="preserve">In 1928 a broker would lend you money to buy stock. In Round 6 the broker lends you up to the amount of cash you hold, at Round 6 prices, and the loan is written on the ledger’s margin line. In Round 7 the broker wants the money back in cash. If you do not have it, you sell shares at Round 7 prices until you do, and if your shares are not enough the loan takes everything and your total is $0. That is what a margin call was.</w:t>
+        <w:t xml:space="preserve">In 1928 a broker would lend you money to buy stock. In Round 6 the broker lends you up to the amount of cash you hold, at Round 6 prices, and the loan is written on the ledger’s margin line. In Round 7 the broker wants the money back in cash. If you do not have it, you sell shares at Round 7 prices until you do. If your shares are not enough, the loan takes everything and your total is $0. That is what a margin call was.</w:t>
       </w:r>
     </w:p>
     <w:p>
@@ -2458,7 +2458,7 @@
         <w:t xml:space="preserve"> </w:t>
       </w:r>
       <w:r>
-        <w:t xml:space="preserve">Handwritten on the template, typed, dictated to a partner and checked, or recorded as a voice note with the numbers written on the template. The seven parts are the same in every form.</w:t>
+        <w:t xml:space="preserve">Handwritten on the template, typed, said out loud to a partner who writes it and then checked by you, or recorded as a voice note with the numbers written on the template. The seven parts are the same in every form.</w:t>
       </w:r>
     </w:p>
     <w:p>
@@ -2479,7 +2479,7 @@
         <w:t xml:space="preserve"> </w:t>
       </w:r>
       <w:r>
-        <w:t xml:space="preserve">Add one, raise one, or split one into an emergency cushion and a long-term line. Your budget, your number, your reason.</w:t>
+        <w:t xml:space="preserve">Add one, raise one, or split one into an emergency cushion (money kept for surprises) and a long-term line (money for a goal years away). Your budget, your number, your reason.</w:t>
       </w:r>
     </w:p>
     <w:p>
@@ -2984,7 +2984,7 @@
         <w:t xml:space="preserve"> </w:t>
       </w:r>
       <w:r>
-        <w:t xml:space="preserve">Only investor numbers appear. If rank is a stressor, tell me and I will seat you where the board is not in view on Days 9 and 13. Nobody’s rank is read below the top five.</w:t>
+        <w:t xml:space="preserve">Only investor numbers appear. If your rank on the board stresses you, tell me and I will seat you where the board is not in view on Days 9 and 13. Nobody’s rank is read below the top five.</w:t>
       </w:r>
     </w:p>
     <w:p>
@@ -3220,7 +3220,7 @@
         <w:t xml:space="preserve"> </w:t>
       </w:r>
       <w:r>
-        <w:t xml:space="preserve">Collect them at the bell every round, or let students keep them in the folder if the class can be trusted with its own prices. Spot check one ledger a day: pick a trade in the log and confirm shares times price equals the cash change; then confirm that round’s total equals cash plus the bank plus shares times the board price for each line. The Paper Ledger’s teacher key has a worked check.</w:t>
+        <w:t xml:space="preserve">Collect them at the bell every round, or let students keep them in the folder if the class can be trusted with its own prices; either way, collect every ledger at the end of Lesson 2.18, when the market freezes, and build the leaderboard from them before Lesson 2.19. Spot check one ledger a day: pick a trade in the log and confirm shares times price equals the cash change; then confirm that round’s total equals cash plus the bank plus shares times the board price for each line. The Paper Ledger’s teacher key has a worked check.</w:t>
       </w:r>
     </w:p>
     <w:p>
@@ -3237,7 +3237,7 @@
         <w:t xml:space="preserve"> </w:t>
       </w:r>
       <w:r>
-        <w:t xml:space="preserve">At the closing bell, the teacher (or two student clerks, by investor number only) lists every closing total on the board, sorted. Read the top five and stop.</w:t>
+        <w:t xml:space="preserve">Before the closing bell, the teacher works out every closing total at the 1936 prices from the collected ledgers (about a minute a ledger) and lists them on the board, sorted, by investor number only. Read the top five and stop.</w:t>
       </w:r>
     </w:p>
     <w:p>
